--- a/docs/proposals/Riverhead-2027-Budget-Letter.docx
+++ b/docs/proposals/Riverhead-2027-Budget-Letter.docx
@@ -196,7 +196,21 @@
           <w:sz w:val="22"/>
           <w:szCs w:val="22"/>
         </w:rPr>
-        <w:t xml:space="preserve">I am writing ahead of the September 30 filing deadline for the tentative budget. Carried forward on the Town’s own contract terms, the 2027 levy grows about </w:t>
+        <w:t xml:space="preserve">You file the tentative budget by September 30, so I wanted to get this to you while it can still be useful.</w:t>
+      </w:r>
+    </w:p>
+    <w:p>
+      <w:pPr>
+        <w:spacing w:after="200" w:line="264"/>
+      </w:pPr>
+      <w:r>
+        <w:rPr>
+          <w:rFonts w:ascii="Calibri" w:cs="Calibri" w:eastAsia="Calibri" w:hAnsi="Calibri"/>
+          <w:color w:val="1F2933"/>
+          <w:sz w:val="22"/>
+          <w:szCs w:val="22"/>
+        </w:rPr>
+        <w:t xml:space="preserve">I have spent the past several months reading the Town’s own budget documents and putting the numbers in one place. Projected forward on contracts the Town has already signed, next year’s levy comes in about </w:t>
       </w:r>
       <w:r>
         <w:rPr>
@@ -207,16 +221,16 @@
           <w:sz w:val="22"/>
           <w:szCs w:val="22"/>
         </w:rPr>
-        <w:t xml:space="preserve">6.2 percent</w:t>
-      </w:r>
-      <w:r>
-        <w:rPr>
-          <w:rFonts w:ascii="Calibri" w:cs="Calibri" w:eastAsia="Calibri" w:hAnsi="Calibri"/>
-          <w:color w:val="1F2933"/>
-          <w:sz w:val="22"/>
-          <w:szCs w:val="22"/>
-        </w:rPr>
-        <w:t xml:space="preserve"> — roughly </w:t>
+        <w:t xml:space="preserve">6.2 percent higher</w:t>
+      </w:r>
+      <w:r>
+        <w:rPr>
+          <w:rFonts w:ascii="Calibri" w:cs="Calibri" w:eastAsia="Calibri" w:hAnsi="Calibri"/>
+          <w:color w:val="1F2933"/>
+          <w:sz w:val="22"/>
+          <w:szCs w:val="22"/>
+        </w:rPr>
+        <w:t xml:space="preserve">, which is roughly </w:t>
       </w:r>
       <w:r>
         <w:rPr>
@@ -236,7 +250,7 @@
           <w:sz w:val="22"/>
           <w:szCs w:val="22"/>
         </w:rPr>
-        <w:t xml:space="preserve"> beyond what the state tax cap allows.</w:t>
+        <w:t xml:space="preserve"> past what the tax cap allows. That’s the problem in one sentence.</w:t>
       </w:r>
     </w:p>
     <w:p>
@@ -250,7 +264,7 @@
           <w:sz w:val="22"/>
           <w:szCs w:val="22"/>
         </w:rPr>
-        <w:t xml:space="preserve">This letter sets out five measures that together close that gap. I have written it as a specification sheet rather than an essay: each measure carries its dollar value, the authority needed to enact it, and its source, so your staff can accept, reject, or reprice any single item without unpicking the rest. Taken together they are worth </w:t>
+        <w:t xml:space="preserve">Below are five ways to close it without an override. I have written them up like a spec sheet instead of an essay: each one gets its dollar value, what it would take to enact, and where the number came from. They don’t depend on each other, so you can take one and leave the rest. Together they come to </w:t>
       </w:r>
       <w:r>
         <w:rPr>
@@ -270,7 +284,7 @@
           <w:sz w:val="22"/>
           <w:szCs w:val="22"/>
         </w:rPr>
-        <w:t xml:space="preserve"> — between 99 and 110 percent of the gap — with no fourth override in five years, no reduction in service, and no one-time reserves spent against a recurring cost.</w:t>
+        <w:t xml:space="preserve">, which covers the gap.</w:t>
       </w:r>
     </w:p>
     <w:p>
@@ -284,7 +298,7 @@
           <w:sz w:val="22"/>
           <w:szCs w:val="22"/>
         </w:rPr>
-        <w:t xml:space="preserve">I have no quarrel with the Board’s recent record, and I say so plainly at the end. My concern is narrower. The two easiest routes to a balanced 2027 budget are an override and a draw on fund balance, and both are easy precisely because neither requires anyone to examine a single line item.</w:t>
+        <w:t xml:space="preserve">I should say up front that I’m a resident, not an accountant, and I’d rather be corrected than agreed with. If your Financial Administrator’s ledgers say something different from what follows, his numbers are the right ones and I’d like to hear about it.</w:t>
       </w:r>
     </w:p>
     <w:p>
@@ -300,7 +314,7 @@
           <w:sz w:val="23"/>
           <w:szCs w:val="23"/>
         </w:rPr>
-        <w:t xml:space="preserve">The constraint</w:t>
+        <w:t xml:space="preserve">The problem</w:t>
       </w:r>
     </w:p>
     <w:p>
@@ -314,7 +328,7 @@
           <w:sz w:val="22"/>
           <w:szCs w:val="22"/>
         </w:rPr>
-        <w:t xml:space="preserve">The gap is arithmetic rather than opinion. About </w:t>
+        <w:t xml:space="preserve">Some of the increase is nobody’s fault. About </w:t>
       </w:r>
       <w:r>
         <w:rPr>
@@ -334,7 +348,7 @@
           <w:sz w:val="22"/>
           <w:szCs w:val="22"/>
         </w:rPr>
-        <w:t xml:space="preserve"> of the 2027 pressure is contractual and automatic — PBA </w:t>
+        <w:t xml:space="preserve"> of it is contractual: raises the Town is already obligated to pay under the PBA (</w:t>
       </w:r>
       <w:r>
         <w:rPr>
@@ -352,7 +366,7 @@
           <w:sz w:val="22"/>
           <w:szCs w:val="22"/>
         </w:rPr>
-        <w:t xml:space="preserve">, CSEA </w:t>
+        <w:t xml:space="preserve">), CSEA (</w:t>
       </w:r>
       <w:r>
         <w:rPr>
@@ -370,7 +384,7 @@
           <w:sz w:val="22"/>
           <w:szCs w:val="22"/>
         </w:rPr>
-        <w:t xml:space="preserve">, SOA </w:t>
+        <w:t xml:space="preserve">), and SOA (</w:t>
       </w:r>
       <w:r>
         <w:rPr>
@@ -388,7 +402,7 @@
           <w:sz w:val="22"/>
           <w:szCs w:val="22"/>
         </w:rPr>
-        <w:t xml:space="preserve">, and non-contract staff </w:t>
+        <w:t xml:space="preserve">) agreements, plus </w:t>
       </w:r>
       <w:r>
         <w:rPr>
@@ -406,7 +420,7 @@
           <w:sz w:val="22"/>
           <w:szCs w:val="22"/>
         </w:rPr>
-        <w:t xml:space="preserve">. That portion is not a lever, and nothing below pretends otherwise. Everything that follows targets the remainder.</w:t>
+        <w:t xml:space="preserve"> for non-contract staff. Nothing below touches any of that. It’s the rest I want to talk about.</w:t>
       </w:r>
     </w:p>
     <w:tbl>
@@ -1032,7 +1046,7 @@
           <w:sz w:val="22"/>
           <w:szCs w:val="22"/>
         </w:rPr>
-        <w:t xml:space="preserve">For context, the Town exceeded the cap in 2023, 2024, and again in 2026, and the town-wide levy rose 7.74 percent this year. A fourth override may still prove necessary. It should be the residual left after the measures below, not the instrument that makes examining them unnecessary.</w:t>
+        <w:t xml:space="preserve">The Town has gone over the cap in 2023, 2024, and again this year, and the levy rose 7.74 percent in 2026. I’m not going to pretend a fourth override would be unprecedented, and there are years when it’s the honest answer. But it’s worth knowing what’s still on the table before you get there.</w:t>
       </w:r>
     </w:p>
     <w:p>
@@ -1048,7 +1062,7 @@
           <w:sz w:val="23"/>
           <w:szCs w:val="23"/>
         </w:rPr>
-        <w:t xml:space="preserve">The five measures</w:t>
+        <w:t xml:space="preserve">Five things that would help</w:t>
       </w:r>
     </w:p>
     <w:p>
@@ -1064,7 +1078,7 @@
           <w:sz w:val="22"/>
           <w:szCs w:val="22"/>
         </w:rPr>
-        <w:t xml:space="preserve">Measure 1 — Capture the retirement-incentive savings already approved</w:t>
+        <w:t xml:space="preserve">Measure 1 — Keep the retirement savings you already voted for</w:t>
       </w:r>
     </w:p>
     <w:tbl>
@@ -1243,7 +1257,7 @@
                 <w:sz w:val="20"/>
                 <w:szCs w:val="20"/>
               </w:rPr>
-              <w:t xml:space="preserve">Population</w:t>
+              <w:t xml:space="preserve">Who it covers</w:t>
             </w:r>
           </w:p>
         </w:tc>
@@ -1308,7 +1322,7 @@
                 <w:sz w:val="20"/>
                 <w:szCs w:val="20"/>
               </w:rPr>
-              <w:t xml:space="preserve">Action needed</w:t>
+              <w:t xml:space="preserve">What it takes</w:t>
             </w:r>
           </w:p>
         </w:tc>
@@ -1338,7 +1352,7 @@
                 <w:sz w:val="20"/>
                 <w:szCs w:val="20"/>
               </w:rPr>
-              <w:t xml:space="preserve">A refill policy requiring written justification before any vacated post is refilled above entry step, and a tentative budget that holds the resulting salary reduction rather than re-budgeting each post at its former cost</w:t>
+              <w:t xml:space="preserve">A rule that nobody gets refilled above entry step without a written reason, and a tentative budget that actually banks the lower salary line instead of re-budgeting each post at its old cost</w:t>
             </w:r>
           </w:p>
         </w:tc>
@@ -1403,7 +1417,7 @@
                 <w:sz w:val="20"/>
                 <w:szCs w:val="20"/>
               </w:rPr>
-              <w:t xml:space="preserve">Elections close September 1 and retirements take effect October 1, so the true count will be known before the tentative budget is filed — this can be budgeted precisely rather than estimated</w:t>
+              <w:t xml:space="preserve">Elections close September 1, retirements take effect October 1. You will know the real count before the budget is filed, so this can be a number rather than an estimate</w:t>
             </w:r>
           </w:p>
         </w:tc>
@@ -1497,7 +1511,21 @@
           <w:sz w:val="22"/>
           <w:szCs w:val="22"/>
         </w:rPr>
-        <w:t xml:space="preserve">This is the largest single item and the least contestable, since the Board has already voted for it unanimously across a politically divided body. The savings are not automatic, though. They are realized only if vacated positions are refilled at entry step, consolidated, or left unfilled — a budgeting decision your office controls, not a further negotiation.</w:t>
+        <w:t xml:space="preserve">You have already done the hard part on this one. All five of you voted for it in July, which is not nothing on a board that doesn’t agree about much.</w:t>
+      </w:r>
+    </w:p>
+    <w:p>
+      <w:pPr>
+        <w:spacing w:after="200" w:line="264"/>
+      </w:pPr>
+      <w:r>
+        <w:rPr>
+          <w:rFonts w:ascii="Calibri" w:cs="Calibri" w:eastAsia="Calibri" w:hAnsi="Calibri"/>
+          <w:color w:val="1F2933"/>
+          <w:sz w:val="22"/>
+          <w:szCs w:val="22"/>
+        </w:rPr>
+        <w:t xml:space="preserve">The catch is that the money only shows up if the jobs come back cheaper. If each retiree is replaced at the same step, the savings quietly disappear and nobody ever has to vote on losing them. That is a budgeting decision inside your office, not another negotiation with the unions.</w:t>
       </w:r>
     </w:p>
     <w:p>
@@ -1513,7 +1541,7 @@
           <w:sz w:val="22"/>
           <w:szCs w:val="22"/>
         </w:rPr>
-        <w:t xml:space="preserve">Measure 2 — A personnel and policy package adoptable by resolution</w:t>
+        <w:t xml:space="preserve">Measure 2 — Six changes the Board can make on its own</w:t>
       </w:r>
     </w:p>
     <w:tbl>
@@ -1627,7 +1655,7 @@
                 <w:sz w:val="20"/>
                 <w:szCs w:val="20"/>
               </w:rPr>
-              <w:t xml:space="preserve">Authority</w:t>
+              <w:t xml:space="preserve">What it takes</w:t>
             </w:r>
           </w:p>
         </w:tc>
@@ -1657,72 +1685,7 @@
                 <w:sz w:val="20"/>
                 <w:szCs w:val="20"/>
               </w:rPr>
-              <w:t xml:space="preserve">Board resolution. No union concession required</w:t>
-            </w:r>
-          </w:p>
-        </w:tc>
-      </w:tr>
-      <w:tr>
-        <w:tc>
-          <w:tcPr>
-            <w:tcW w:type="dxa" w:w="2300"/>
-            <w:tcBorders>
-              <w:top w:val="none"/>
-              <w:left w:val="none"/>
-              <w:bottom w:val="single" w:color="E2E8F0" w:sz="2"/>
-              <w:right w:val="none"/>
-            </w:tcBorders>
-            <w:tcMar>
-              <w:top w:type="dxa" w:w="60"/>
-              <w:left w:type="dxa" w:w="120"/>
-              <w:bottom w:type="dxa" w:w="60"/>
-              <w:right w:type="dxa" w:w="100"/>
-            </w:tcMar>
-          </w:tcPr>
-          <w:p>
-            <w:pPr>
-              <w:spacing w:after="0" w:line="252"/>
-            </w:pPr>
-            <w:r>
-              <w:rPr>
-                <w:rFonts w:ascii="Calibri" w:cs="Calibri" w:eastAsia="Calibri" w:hAnsi="Calibri"/>
-                <w:b/>
-                <w:bCs/>
-                <w:color w:val="3F4A56"/>
-                <w:sz w:val="20"/>
-                <w:szCs w:val="20"/>
-              </w:rPr>
-              <w:t xml:space="preserve">Effect on staffing</w:t>
-            </w:r>
-          </w:p>
-        </w:tc>
-        <w:tc>
-          <w:tcPr>
-            <w:tcW w:type="dxa" w:w="7060"/>
-            <w:tcBorders>
-              <w:top w:val="none"/>
-              <w:left w:val="none"/>
-              <w:bottom w:val="single" w:color="E2E8F0" w:sz="2"/>
-              <w:right w:val="none"/>
-            </w:tcBorders>
-            <w:tcMar>
-              <w:top w:type="dxa" w:w="60"/>
-              <w:left w:type="dxa" w:w="100"/>
-              <w:bottom w:type="dxa" w:w="60"/>
-              <w:right w:type="dxa" w:w="120"/>
-            </w:tcMar>
-          </w:tcPr>
-          <w:p>
-            <w:pPr>
-              <w:spacing w:after="0" w:line="252"/>
-            </w:pPr>
-            <w:r>
-              <w:rPr>
-                <w:rFonts w:ascii="Calibri" w:cs="Calibri" w:eastAsia="Calibri" w:hAnsi="Calibri"/>
-                <w:sz w:val="20"/>
-                <w:szCs w:val="20"/>
-              </w:rPr>
-              <w:t xml:space="preserve">None. No component reduces headcount below current staffing</w:t>
+              <w:t xml:space="preserve">A Board resolution. Nothing has to be reopened with the unions</w:t>
             </w:r>
           </w:p>
         </w:tc>
@@ -1757,7 +1720,7 @@
                 <w:sz w:val="20"/>
                 <w:szCs w:val="20"/>
               </w:rPr>
-              <w:t xml:space="preserve">Source</w:t>
+              <w:t xml:space="preserve">Effect on staffing</w:t>
             </w:r>
           </w:p>
         </w:tc>
@@ -1787,7 +1750,7 @@
                 <w:sz w:val="20"/>
                 <w:szCs w:val="20"/>
               </w:rPr>
-              <w:t xml:space="preserve">2026 Adopted Budget; Town of Southampton 2026 Adopted Budget for the overtime benchmark</w:t>
+              <w:t xml:space="preserve">None. Nobody loses a job</w:t>
             </w:r>
           </w:p>
         </w:tc>
@@ -2510,7 +2473,21 @@
           <w:sz w:val="22"/>
           <w:szCs w:val="22"/>
         </w:rPr>
-        <w:t xml:space="preserve">One component deserves a word in the Town’s favor. Riverhead’s 2024 police uniform overtime ran $1,401,354 against a $1,000,000 budget, a variance that invites an easy accusation. Measured against Southampton’s 2026 adopted rate of $13,069.50 per officer, however, roughly $1.31 million of that spending is regionally ordinary coverage cost rather than waste. Only the residual above that benchmark is counted here. The honest conclusion is that the budgeted figure, not the actual, is what needs correcting.</w:t>
+        <w:t xml:space="preserve">I want to be fair about the overtime line, because it is the one someone could easily misuse. Police uniform overtime ran $1,401,354 in 2024 against a $1,000,000 budget. That looks damning until you check what neighboring towns pay. Southampton budgeted $13,069.50 per officer this year; at that rate Riverhead’s roughly 100 officers would need about $1.31 million. So most of the overrun is ordinary coverage, not waste, and I have only counted the part above that benchmark.</w:t>
+      </w:r>
+    </w:p>
+    <w:p>
+      <w:pPr>
+        <w:spacing w:after="200" w:line="264"/>
+      </w:pPr>
+      <w:r>
+        <w:rPr>
+          <w:rFonts w:ascii="Calibri" w:cs="Calibri" w:eastAsia="Calibri" w:hAnsi="Calibri"/>
+          <w:color w:val="1F2933"/>
+          <w:sz w:val="22"/>
+          <w:szCs w:val="22"/>
+        </w:rPr>
+        <w:t xml:space="preserve">The real issue is smaller and duller. The budget line has said $1 million for years while the actual has been $1.4 million. Whatever the right number is, the budget should say it.</w:t>
       </w:r>
     </w:p>
     <w:p>
@@ -2526,7 +2503,7 @@
           <w:sz w:val="22"/>
           <w:szCs w:val="22"/>
         </w:rPr>
-        <w:t xml:space="preserve">Measure 3 — Audit seven line items before they enter the 2027 baseline</w:t>
+        <w:t xml:space="preserve">Measure 3 — Make seven departments explain a jump before it becomes permanent</w:t>
       </w:r>
     </w:p>
     <w:tbl>
@@ -2640,7 +2617,7 @@
                 <w:sz w:val="20"/>
                 <w:szCs w:val="20"/>
               </w:rPr>
-              <w:t xml:space="preserve">Authority</w:t>
+              <w:t xml:space="preserve">What it takes</w:t>
             </w:r>
           </w:p>
         </w:tc>
@@ -2670,72 +2647,7 @@
                 <w:sz w:val="20"/>
                 <w:szCs w:val="20"/>
               </w:rPr>
-              <w:t xml:space="preserve">Departmental justification requested by your office</w:t>
-            </w:r>
-          </w:p>
-        </w:tc>
-      </w:tr>
-      <w:tr>
-        <w:tc>
-          <w:tcPr>
-            <w:tcW w:type="dxa" w:w="2300"/>
-            <w:tcBorders>
-              <w:top w:val="none"/>
-              <w:left w:val="none"/>
-              <w:bottom w:val="single" w:color="E2E8F0" w:sz="2"/>
-              <w:right w:val="none"/>
-            </w:tcBorders>
-            <w:tcMar>
-              <w:top w:type="dxa" w:w="60"/>
-              <w:left w:type="dxa" w:w="120"/>
-              <w:bottom w:type="dxa" w:w="60"/>
-              <w:right w:type="dxa" w:w="100"/>
-            </w:tcMar>
-          </w:tcPr>
-          <w:p>
-            <w:pPr>
-              <w:spacing w:after="0" w:line="252"/>
-            </w:pPr>
-            <w:r>
-              <w:rPr>
-                <w:rFonts w:ascii="Calibri" w:cs="Calibri" w:eastAsia="Calibri" w:hAnsi="Calibri"/>
-                <w:b/>
-                <w:bCs/>
-                <w:color w:val="3F4A56"/>
-                <w:sz w:val="20"/>
-                <w:szCs w:val="20"/>
-              </w:rPr>
-              <w:t xml:space="preserve">Allegation</w:t>
-            </w:r>
-          </w:p>
-        </w:tc>
-        <w:tc>
-          <w:tcPr>
-            <w:tcW w:type="dxa" w:w="7060"/>
-            <w:tcBorders>
-              <w:top w:val="none"/>
-              <w:left w:val="none"/>
-              <w:bottom w:val="single" w:color="E2E8F0" w:sz="2"/>
-              <w:right w:val="none"/>
-            </w:tcBorders>
-            <w:tcMar>
-              <w:top w:type="dxa" w:w="60"/>
-              <w:left w:type="dxa" w:w="100"/>
-              <w:bottom w:type="dxa" w:w="60"/>
-              <w:right w:type="dxa" w:w="120"/>
-            </w:tcMar>
-          </w:tcPr>
-          <w:p>
-            <w:pPr>
-              <w:spacing w:after="0" w:line="252"/>
-            </w:pPr>
-            <w:r>
-              <w:rPr>
-                <w:rFonts w:ascii="Calibri" w:cs="Calibri" w:eastAsia="Calibri" w:hAnsi="Calibri"/>
-                <w:sz w:val="20"/>
-                <w:szCs w:val="20"/>
-              </w:rPr>
-              <w:t xml:space="preserve">None. The request is for documentation, not discipline</w:t>
+              <w:t xml:space="preserve">A written justification requested by your office</w:t>
             </w:r>
           </w:p>
         </w:tc>
@@ -2770,7 +2682,7 @@
                 <w:sz w:val="20"/>
                 <w:szCs w:val="20"/>
               </w:rPr>
-              <w:t xml:space="preserve">Source</w:t>
+              <w:t xml:space="preserve">To be clear</w:t>
             </w:r>
           </w:p>
         </w:tc>
@@ -2800,7 +2712,7 @@
                 <w:sz w:val="20"/>
                 <w:szCs w:val="20"/>
               </w:rPr>
-              <w:t xml:space="preserve">2026 Budget Supplement</w:t>
+              <w:t xml:space="preserve">This is not an accusation. I want the reasons written down, not anyone disciplined</w:t>
             </w:r>
           </w:p>
         </w:tc>
@@ -3602,7 +3514,21 @@
           <w:sz w:val="22"/>
           <w:szCs w:val="22"/>
         </w:rPr>
-        <w:t xml:space="preserve">Each of these may have a sound explanation, and several probably do. I ask only that the explanation exist in writing before the figure becomes permanent baseline, and that any line which cannot be justified be trimmed to its documented need. A budget line that rose 1,563 percent without a recorded reason is not a scandal — it is a question nobody has been asked.</w:t>
+        <w:t xml:space="preserve">Postage went from $1,500 to $13,500. A miscellaneous line went from $3,200 to $53,200. From outside the building I can’t tell you why, and there may well be good reasons for every one of these.</w:t>
+      </w:r>
+    </w:p>
+    <w:p>
+      <w:pPr>
+        <w:spacing w:after="200" w:line="264"/>
+      </w:pPr>
+      <w:r>
+        <w:rPr>
+          <w:rFonts w:ascii="Calibri" w:cs="Calibri" w:eastAsia="Calibri" w:hAnsi="Calibri"/>
+          <w:color w:val="1F2933"/>
+          <w:sz w:val="22"/>
+          <w:szCs w:val="22"/>
+        </w:rPr>
+        <w:t xml:space="preserve">I’m not accusing anyone of anything. I’m saying someone should have to write the reason down before the number becomes next year’s starting point, because once it does, it stops being a decision and starts being a baseline nobody revisits.</w:t>
       </w:r>
     </w:p>
     <w:p>
@@ -3618,7 +3544,7 @@
           <w:sz w:val="22"/>
           <w:szCs w:val="22"/>
         </w:rPr>
-        <w:t xml:space="preserve">Measure 4 — Return controllable lines to their own trailing run-rate</w:t>
+        <w:t xml:space="preserve">Measure 4 — Bring padded lines back to what they actually spend</w:t>
       </w:r>
     </w:p>
     <w:tbl>
@@ -3667,7 +3593,7 @@
                 <w:sz w:val="20"/>
                 <w:szCs w:val="20"/>
               </w:rPr>
-              <w:t xml:space="preserve">Value counted here</w:t>
+              <w:t xml:space="preserve">What I am counting</w:t>
             </w:r>
           </w:p>
         </w:tc>
@@ -3732,7 +3658,7 @@
                 <w:sz w:val="20"/>
                 <w:szCs w:val="20"/>
               </w:rPr>
-              <w:t xml:space="preserve">Value available</w:t>
+              <w:t xml:space="preserve">What is actually there</w:t>
             </w:r>
           </w:p>
         </w:tc>
@@ -3797,7 +3723,7 @@
                 <w:sz w:val="20"/>
                 <w:szCs w:val="20"/>
               </w:rPr>
-              <w:t xml:space="preserve">Basis</w:t>
+              <w:t xml:space="preserve">What qualifies</w:t>
             </w:r>
           </w:p>
         </w:tc>
@@ -3827,7 +3753,7 @@
                 <w:sz w:val="20"/>
                 <w:szCs w:val="20"/>
               </w:rPr>
-              <w:t xml:space="preserve">Controllable, non-mandated lines budgeted more than 30 percent above their own trailing actuals</w:t>
+              <w:t xml:space="preserve">Controllable, non-mandated lines budgeted more than 30 percent above what they have actually been spending</w:t>
             </w:r>
           </w:p>
         </w:tc>
@@ -3862,7 +3788,7 @@
                 <w:sz w:val="20"/>
                 <w:szCs w:val="20"/>
               </w:rPr>
-              <w:t xml:space="preserve">Why the smaller figure</w:t>
+              <w:t xml:space="preserve">Why the smaller one</w:t>
             </w:r>
           </w:p>
         </w:tc>
@@ -3892,7 +3818,7 @@
                 <w:sz w:val="20"/>
                 <w:szCs w:val="20"/>
               </w:rPr>
-              <w:t xml:space="preserve">It counts only operating and professional-services accounts, excluding capital timing and price-driven fuel and energy, where a trim is a forecast rather than a decision</w:t>
+              <w:t xml:space="preserve">It leaves out capital timing and fuel and energy prices, where cutting the budget is really just guessing at next year’s weather and markets</w:t>
             </w:r>
           </w:p>
         </w:tc>
@@ -3927,7 +3853,7 @@
                 <w:sz w:val="20"/>
                 <w:szCs w:val="20"/>
               </w:rPr>
-              <w:t xml:space="preserve">Largest items</w:t>
+              <w:t xml:space="preserve">The big ones</w:t>
             </w:r>
           </w:p>
         </w:tc>
@@ -3957,7 +3883,7 @@
                 <w:sz w:val="20"/>
                 <w:szCs w:val="20"/>
               </w:rPr>
-              <w:t xml:space="preserve">Scavenger waste disposal $193,194; sewer treatment waste disposal $141,148; accounting professional services $87,675; water laboratory fees $69,410; public parks contractual $56,646; auditor consultants $54,675</w:t>
+              <w:t xml:space="preserve">Scavenger waste disposal $193,194; sewer treatment waste disposal $141,148; accounting professional services $87,675; water lab fees $69,410; public parks contractual $56,646; auditor consultants $54,675</w:t>
             </w:r>
           </w:p>
         </w:tc>
@@ -4051,7 +3977,7 @@
           <w:sz w:val="22"/>
           <w:szCs w:val="22"/>
         </w:rPr>
-        <w:t xml:space="preserve">I count the smaller figure deliberately. The larger one remains available to the Board if it wants it; the narrower one is the floor I would be prepared to defend line by line.</w:t>
+        <w:t xml:space="preserve">The full $2.36 million is real and the Board can go after it. But $828,210 is the part I’d be willing to defend line by line at a public hearing, and I’d rather hand you a number that holds up than a bigger one that doesn’t.</w:t>
       </w:r>
     </w:p>
     <w:p>
@@ -4067,7 +3993,7 @@
           <w:sz w:val="22"/>
           <w:szCs w:val="22"/>
         </w:rPr>
-        <w:t xml:space="preserve">Measure 5 — Claim the pension exclusion the cap formula already allows</w:t>
+        <w:t xml:space="preserve">Measure 5 — Use the pension exclusion the cap formula already gives you</w:t>
       </w:r>
     </w:p>
     <w:tbl>
@@ -4181,7 +4107,7 @@
                 <w:sz w:val="20"/>
                 <w:szCs w:val="20"/>
               </w:rPr>
-              <w:t xml:space="preserve">Mechanism</w:t>
+              <w:t xml:space="preserve">How it works</w:t>
             </w:r>
           </w:p>
         </w:tc>
@@ -4211,7 +4137,7 @@
                 <w:sz w:val="20"/>
                 <w:szCs w:val="20"/>
               </w:rPr>
-              <w:t xml:space="preserve">The cap excludes pension-cost growth above a two-percentage-point rise in a retirement system’s own contribution rate</w:t>
+              <w:t xml:space="preserve">The cap lets you exclude pension-cost growth above a two-point rise in a retirement system’s contribution rate</w:t>
             </w:r>
           </w:p>
         </w:tc>
@@ -4376,7 +4302,7 @@
                 <w:sz w:val="20"/>
                 <w:szCs w:val="20"/>
               </w:rPr>
-              <w:t xml:space="preserve">Effect</w:t>
+              <w:t xml:space="preserve">What it costs</w:t>
             </w:r>
           </w:p>
         </w:tc>
@@ -4406,7 +4332,7 @@
                 <w:sz w:val="20"/>
                 <w:szCs w:val="20"/>
               </w:rPr>
-              <w:t xml:space="preserve">Raises the legal ceiling. Requires no reduction in spending</w:t>
+              <w:t xml:space="preserve">Nothing. It raises the ceiling instead of cutting the spending</w:t>
             </w:r>
           </w:p>
         </w:tc>
@@ -4500,7 +4426,7 @@
           <w:sz w:val="22"/>
           <w:szCs w:val="22"/>
         </w:rPr>
-        <w:t xml:space="preserve">This is the mirror image of the 2018 through 2022 period, when the ceiling was miscalculated in the other direction. My estimate uses PBA and SOA payroll as a stand-in for the State’s salary base; your own retirement-system billing detail would sharpen it, and I would expect the true figure to differ somewhat.</w:t>
+        <w:t xml:space="preserve">This one costs nothing. It is not a cut at all, just a part of the cap formula the Town is entitled to use, and it raises the ceiling rather than lowering the spending. My estimate uses PBA and SOA payroll as a stand-in for the State’s salary base, so the real figure will differ. Your retirement-system bills would settle it in an afternoon.</w:t>
       </w:r>
     </w:p>
     <w:p>
@@ -4516,7 +4442,7 @@
           <w:sz w:val="23"/>
           <w:szCs w:val="23"/>
         </w:rPr>
-        <w:t xml:space="preserve">What the five measures come to</w:t>
+        <w:t xml:space="preserve">What it adds up to</w:t>
       </w:r>
     </w:p>
     <w:tbl>
@@ -5309,7 +5235,7 @@
           <w:sz w:val="22"/>
           <w:szCs w:val="22"/>
         </w:rPr>
-        <w:t xml:space="preserve">Discount the package heavily and it still changes the decision. If half the trims prove unavailable and retirements land at the bottom of the range, roughly $1.9 million remains — which turns a $2.76 million override into something much smaller, and one you could defend line by line.</w:t>
+        <w:t xml:space="preserve">Assume I’m wrong about a good deal of this. Say half the trims turn out to be unavailable and the retirements come in at the low end. That still leaves about $1.9 million, which turns a $2.76 million override into a much smaller one you could actually explain at a public hearing.</w:t>
       </w:r>
     </w:p>
     <w:p>
@@ -5325,7 +5251,7 @@
           <w:sz w:val="23"/>
           <w:szCs w:val="23"/>
         </w:rPr>
-        <w:t xml:space="preserve">Two approaches I would urge you to decline</w:t>
+        <w:t xml:space="preserve">Two things I’d steer you away from</w:t>
       </w:r>
     </w:p>
     <w:p>
@@ -5341,16 +5267,16 @@
           <w:sz w:val="22"/>
           <w:szCs w:val="22"/>
         </w:rPr>
-        <w:t xml:space="preserve">An across-the-board percentage. </w:t>
-      </w:r>
-      <w:r>
-        <w:rPr>
-          <w:rFonts w:ascii="Calibri" w:cs="Calibri" w:eastAsia="Calibri" w:hAnsi="Calibri"/>
-          <w:color w:val="1F2933"/>
-          <w:sz w:val="22"/>
-          <w:szCs w:val="22"/>
-        </w:rPr>
-        <w:t xml:space="preserve">A flat 2.5 percent General Fund directive appears to yield about $1,723,635. It does not. Roughly three-quarters of that base is personnel and mandated cost — pension, debt service, insurance — that no directive can touch. Applied to genuinely controllable lines, 2.5 percent yields about $725,967: less than the targeted measures above, while cutting a well-run department and a poorly-run one by exactly the same percentage. It is even-handed only in the sense that it declines to distinguish.</w:t>
+        <w:t xml:space="preserve">The across-the-board cut. </w:t>
+      </w:r>
+      <w:r>
+        <w:rPr>
+          <w:rFonts w:ascii="Calibri" w:cs="Calibri" w:eastAsia="Calibri" w:hAnsi="Calibri"/>
+          <w:color w:val="1F2933"/>
+          <w:sz w:val="22"/>
+          <w:szCs w:val="22"/>
+        </w:rPr>
+        <w:t xml:space="preserve">Telling every department to find 2.5 percent sounds fair and it sounds like $1.7 million. It’s neither. Three-quarters of the General Fund is salaries, pensions, debt service, and insurance, none of which move because a memo says so. Apply the 2.5 percent only to what is genuinely controllable and you get about $725,967, less than the targeted items above. You’d also be cutting the departments that budgeted honestly by exactly as much as the ones that padded.</w:t>
       </w:r>
     </w:p>
     <w:p>
@@ -5366,16 +5292,16 @@
           <w:sz w:val="22"/>
           <w:szCs w:val="22"/>
         </w:rPr>
-        <w:t xml:space="preserve">Filling the gap from fund balance. </w:t>
-      </w:r>
-      <w:r>
-        <w:rPr>
-          <w:rFonts w:ascii="Calibri" w:cs="Calibri" w:eastAsia="Calibri" w:hAnsi="Calibri"/>
-          <w:color w:val="1F2933"/>
-          <w:sz w:val="22"/>
-          <w:szCs w:val="22"/>
-        </w:rPr>
-        <w:t xml:space="preserve">Appropriating the full </w:t>
+        <w:t xml:space="preserve">Paying for it out of fund balance. </w:t>
+      </w:r>
+      <w:r>
+        <w:rPr>
+          <w:rFonts w:ascii="Calibri" w:cs="Calibri" w:eastAsia="Calibri" w:hAnsi="Calibri"/>
+          <w:color w:val="1F2933"/>
+          <w:sz w:val="22"/>
+          <w:szCs w:val="22"/>
+        </w:rPr>
+        <w:t xml:space="preserve">This is the easiest vote in front of you. Nobody’s taxes go up, no service gets cut, no department gets a phone call. But the </w:t>
       </w:r>
       <w:r>
         <w:rPr>
@@ -5393,7 +5319,7 @@
           <w:sz w:val="22"/>
           <w:szCs w:val="22"/>
         </w:rPr>
-        <w:t xml:space="preserve"> is the easiest vote available to you: no tax increase, no service reduction, no department inconvenienced. It also spends one-time money against a recurring obligation, so the same gap returns in 2028 with about 8.3 percent of the cushion already consumed. Fund balance is the right instrument for whatever residual survives the recurring measures, and the wrong one for the whole gap.</w:t>
+        <w:t xml:space="preserve"> is a bill that comes again every year, and the fund balance is a one-time check. Write it and the same gap is back in 2028 with about 8.3 percent less cushion behind it. Fund balance is the right tool for whatever is left over after the real measures; it’s the wrong tool for the whole thing.</w:t>
       </w:r>
     </w:p>
     <w:p>
@@ -5409,7 +5335,7 @@
           <w:sz w:val="23"/>
           <w:szCs w:val="23"/>
         </w:rPr>
-        <w:t xml:space="preserve">Three balance-sheet items for the same cycle</w:t>
+        <w:t xml:space="preserve">Three other things worth doing this year</w:t>
       </w:r>
     </w:p>
     <w:p>
@@ -5423,7 +5349,7 @@
           <w:sz w:val="22"/>
           <w:szCs w:val="22"/>
         </w:rPr>
-        <w:t xml:space="preserve">None of these closes the 2027 gap. I raise them because this budget cycle is the natural occasion for each, and two bear directly on the Town’s credit rating.</w:t>
+        <w:t xml:space="preserve">None of these help with the 2027 gap. I’m raising them because this is the time of year they’d get decided, and two of them affect what the Town pays to borrow.</w:t>
       </w:r>
     </w:p>
     <w:p>
@@ -5484,7 +5410,7 @@
           <w:sz w:val="22"/>
           <w:szCs w:val="22"/>
         </w:rPr>
-        <w:t xml:space="preserve"> per resident, fourth highest among ten Suffolk towns. Moody’s named elevated OPEB liability explicitly in its 2021 upgrade language. Because accounting standards require an unfunded plan to discount at a low municipal-bond rate while a funded trust may use its expected return, seeding a trust under General Municipal Law § 6-r can reduce the reported liability itself, not merely its presentation. A first deposit from surplus reserve would be a concrete step.</w:t>
+        <w:t xml:space="preserve"> per resident, which is fourth highest among the ten Suffolk towns. When Moody’s upgraded the Town in 2021 it named this specifically as a drag. General Municipal Law § 6-r lets a town put that money in a trust and pre-fund it instead. This is worth more than it looks: an unfunded plan has to use a low discount rate, while a funded one can use its expected return, so actually funding the trust shrinks the reported liability rather than just improving how it looks. A first deposit out of surplus would be a real start.</w:t>
       </w:r>
     </w:p>
     <w:p>
@@ -5527,7 +5453,7 @@
           <w:sz w:val="22"/>
           <w:szCs w:val="22"/>
         </w:rPr>
-        <w:t xml:space="preserve"> at the close of 2025 — about 42.9 percent of General Fund appropriations, against a 15 to 20 percent policy range and a Southampton benchmark of 17 percent. A strong cushion is a genuine strength that rating agencies reward. Holding one without a written policy stating the target is a governance gap that higher-rated peer towns do not have.</w:t>
+        <w:t xml:space="preserve"> at the end of 2025, or about 42.9 percent of General Fund spending. The usual target is 15 to 20 percent; Southampton’s written policy says 17. Having a large cushion is a good thing and the rating agencies reward it. The gap is that Riverhead has no written policy saying what the target is, and the towns rated above it do.</w:t>
       </w:r>
     </w:p>
     <w:p>
@@ -5570,7 +5496,7 @@
           <w:sz w:val="22"/>
           <w:szCs w:val="22"/>
         </w:rPr>
-        <w:t xml:space="preserve"> here between 2023 and 2025. Whether to pursue it is a policy judgment, and under the statute the tax itself would be decided by the voters at a mandatory referendum rather than by the Board. I ask only that the 2027 cycle record an explicit decision rather than a lapse by default.</w:t>
+        <w:t xml:space="preserve"> here between 2023 and 2025. Whether Riverhead should join them is a real policy question with arguments on both sides, and I’m not going to pretend otherwise in a budget letter. I would only note that under the statute the tax itself would go to the voters at a referendum, not to the Board. Whatever the answer, it would be better arrived at on purpose than by letting another year pass.</w:t>
       </w:r>
     </w:p>
     <w:p>
@@ -5586,7 +5512,7 @@
           <w:sz w:val="23"/>
           <w:szCs w:val="23"/>
         </w:rPr>
-        <w:t xml:space="preserve">Two decisions the Board got right</w:t>
+        <w:t xml:space="preserve">Credit where it’s due</w:t>
       </w:r>
     </w:p>
     <w:p>
@@ -5600,7 +5526,7 @@
           <w:sz w:val="22"/>
           <w:szCs w:val="22"/>
         </w:rPr>
-        <w:t xml:space="preserve">A letter like this should say what worked. On July 7 the Board voted unanimously to retire the remaining Community Preservation Fund land-preservation debt about five years early, using $7.2 million of fund balance plus roughly $92,000 from the General Fund, and saving an estimated $660,000 in future interest. That is precisely the right use of one-time money: retiring a recurring obligation rather than creating one. The same meeting adopted the three retirement incentives, unanimously, across a divided board. Measure 1 asks only that the savings be captured rather than absorbed.</w:t>
+        <w:t xml:space="preserve">At the same July 7 meeting, the Board voted unanimously to pay off the remaining Community Preservation Fund land-preservation debt about five years early, using $7.2 million of CPF balance and roughly $92,000 from the General Fund, and saving an estimated $660,000 in interest. That’s exactly the right thing to do with one-time money: kill a recurring bill instead of starting one. It got very little attention and it deserved more.</w:t>
       </w:r>
     </w:p>
     <w:p>
@@ -5614,7 +5540,7 @@
           <w:sz w:val="22"/>
           <w:szCs w:val="22"/>
         </w:rPr>
-        <w:t xml:space="preserve">I would welcome the chance to walk your Financial Administrator through the underlying figures, and I would rather be corrected than agreed with. Every number above comes from published Town and State records; where a figure is modeled rather than booked, I have said so. Anything your own ledgers contradict should be treated as wrong.</w:t>
+        <w:t xml:space="preserve">Everything above comes from documents the Town has already published, and where I have estimated something rather than read it off a page, I have said so. I’m happy to sit down with your Financial Administrator and go through any of it, or to send the underlying spreadsheets.</w:t>
       </w:r>
     </w:p>
     <w:p>
@@ -5628,7 +5554,7 @@
           <w:sz w:val="22"/>
           <w:szCs w:val="22"/>
         </w:rPr>
-        <w:t xml:space="preserve">Thank you for your time, and for the work of a budget season that is about to get considerably busier.</w:t>
+        <w:t xml:space="preserve">Thank you for reading this far. I know what the next six weeks look like for your office, and I appreciate the time.</w:t>
       </w:r>
     </w:p>
     <w:p>
